--- a/Report/template/Module02/RH.docx
+++ b/Report/template/Module02/RH.docx
@@ -39,7 +39,7 @@
         <w:spacing w:line="360" w:lineRule="auto"/>
         <w:ind w:firstLine="420" w:firstLineChars="0"/>
         <w:rPr>
-          <w:rFonts w:hint="eastAsia" w:ascii="Times New Roman" w:hAnsi="Times New Roman" w:eastAsia="仿宋" w:cs="Times New Roman"/>
+          <w:rFonts w:hint="eastAsia" w:cs="Times New Roman"/>
           <w:color w:val="000000"/>
           <w:sz w:val="24"/>
           <w:szCs w:val="24"/>
@@ -104,47 +104,127 @@
           <w:szCs w:val="24"/>
           <w:lang w:val="en-US" w:eastAsia="zh-CN"/>
         </w:rPr>
-        <w:t>%，历年的年平均相对湿度在</w:t>
-      </w:r>
-      <w:r>
-        <w:rPr>
-          <w:rFonts w:hint="default" w:ascii="Times New Roman" w:hAnsi="Times New Roman" w:eastAsia="仿宋" w:cs="Times New Roman"/>
-          <w:color w:val="000000"/>
-          <w:sz w:val="24"/>
-          <w:szCs w:val="24"/>
-          <w:lang w:val="en-US" w:eastAsia="zh-CN"/>
-        </w:rPr>
-        <w:t>{{average_rh_1}}</w:t>
-      </w:r>
-      <w:r>
-        <w:rPr>
-          <w:rFonts w:hint="eastAsia" w:ascii="Times New Roman" w:hAnsi="Times New Roman" w:eastAsia="仿宋" w:cs="Times New Roman"/>
-          <w:color w:val="000000"/>
-          <w:sz w:val="24"/>
-          <w:szCs w:val="24"/>
-          <w:lang w:val="en-US" w:eastAsia="zh-CN"/>
-        </w:rPr>
-        <w:t>%（</w:t>
-      </w:r>
-      <w:r>
-        <w:rPr>
-          <w:rFonts w:hint="default" w:ascii="Times New Roman" w:hAnsi="Times New Roman" w:eastAsia="仿宋" w:cs="Times New Roman"/>
-          <w:color w:val="000000"/>
-          <w:sz w:val="24"/>
-          <w:szCs w:val="24"/>
-          <w:lang w:val="en-US" w:eastAsia="zh-CN"/>
-        </w:rPr>
-        <w:t>{{average_rh_1</w:t>
-      </w:r>
-      <w:r>
-        <w:rPr>
-          <w:rFonts w:hint="eastAsia" w:ascii="Times New Roman" w:hAnsi="Times New Roman" w:eastAsia="仿宋" w:cs="Times New Roman"/>
-          <w:color w:val="000000"/>
-          <w:sz w:val="24"/>
-          <w:szCs w:val="24"/>
-          <w:lang w:val="en-US" w:eastAsia="zh-CN"/>
-        </w:rPr>
-        <w:t>_year</w:t>
+        <w:t>%</w:t>
+      </w:r>
+      <w:r>
+        <w:rPr>
+          <w:rFonts w:hint="eastAsia" w:cs="Times New Roman"/>
+          <w:color w:val="000000"/>
+          <w:sz w:val="24"/>
+          <w:szCs w:val="24"/>
+          <w:lang w:val="en-US" w:eastAsia="zh-CN"/>
+        </w:rPr>
+        <w:t>。</w:t>
+      </w:r>
+      <w:r>
+        <w:rPr>
+          <w:rFonts w:hint="default" w:ascii="Times New Roman" w:hAnsi="Times New Roman" w:eastAsia="仿宋" w:cs="Times New Roman"/>
+          <w:color w:val="000000"/>
+          <w:sz w:val="24"/>
+          <w:szCs w:val="24"/>
+          <w:lang w:val="en-US" w:eastAsia="zh-CN"/>
+        </w:rPr>
+        <w:t>{{average_</w:t>
+      </w:r>
+      <w:r>
+        <w:rPr>
+          <w:rFonts w:hint="eastAsia" w:cs="Times New Roman"/>
+          <w:color w:val="000000"/>
+          <w:sz w:val="24"/>
+          <w:szCs w:val="24"/>
+          <w:lang w:val="en-US" w:eastAsia="zh-CN"/>
+        </w:rPr>
+        <w:t>rh</w:t>
+      </w:r>
+      <w:r>
+        <w:rPr>
+          <w:rFonts w:hint="default" w:ascii="Times New Roman" w:hAnsi="Times New Roman" w:eastAsia="仿宋" w:cs="Times New Roman"/>
+          <w:color w:val="000000"/>
+          <w:sz w:val="24"/>
+          <w:szCs w:val="24"/>
+          <w:lang w:val="en-US" w:eastAsia="zh-CN"/>
+        </w:rPr>
+        <w:t>_</w:t>
+      </w:r>
+      <w:r>
+        <w:rPr>
+          <w:rFonts w:hint="eastAsia" w:cs="Times New Roman"/>
+          <w:color w:val="000000"/>
+          <w:sz w:val="24"/>
+          <w:szCs w:val="24"/>
+          <w:lang w:val="en-US" w:eastAsia="zh-CN"/>
+        </w:rPr>
+        <w:t>2</w:t>
+      </w:r>
+      <w:r>
+        <w:rPr>
+          <w:rFonts w:hint="default" w:ascii="Times New Roman" w:hAnsi="Times New Roman" w:eastAsia="仿宋" w:cs="Times New Roman"/>
+          <w:color w:val="000000"/>
+          <w:sz w:val="24"/>
+          <w:szCs w:val="24"/>
+          <w:lang w:val="en-US" w:eastAsia="zh-CN"/>
+        </w:rPr>
+        <w:t>_year}}</w:t>
+      </w:r>
+      <w:r>
+        <w:rPr>
+          <w:rFonts w:hint="eastAsia" w:ascii="Times New Roman" w:hAnsi="Times New Roman" w:eastAsia="仿宋" w:cs="Times New Roman"/>
+          <w:color w:val="000000"/>
+          <w:sz w:val="24"/>
+          <w:szCs w:val="24"/>
+          <w:lang w:val="en-US" w:eastAsia="zh-CN"/>
+        </w:rPr>
+        <w:t>年平均</w:t>
+      </w:r>
+      <w:r>
+        <w:rPr>
+          <w:rFonts w:hint="eastAsia" w:cs="Times New Roman"/>
+          <w:color w:val="000000"/>
+          <w:sz w:val="24"/>
+          <w:szCs w:val="24"/>
+          <w:lang w:val="en-US" w:eastAsia="zh-CN"/>
+        </w:rPr>
+        <w:t>相对湿度最高，为</w:t>
+      </w:r>
+      <w:r>
+        <w:rPr>
+          <w:rFonts w:hint="default" w:ascii="Times New Roman" w:hAnsi="Times New Roman" w:eastAsia="仿宋" w:cs="Times New Roman"/>
+          <w:color w:val="000000"/>
+          <w:sz w:val="24"/>
+          <w:szCs w:val="24"/>
+          <w:lang w:val="en-US" w:eastAsia="zh-CN"/>
+        </w:rPr>
+        <w:t>{{average_</w:t>
+      </w:r>
+      <w:r>
+        <w:rPr>
+          <w:rFonts w:hint="eastAsia" w:cs="Times New Roman"/>
+          <w:color w:val="000000"/>
+          <w:sz w:val="24"/>
+          <w:szCs w:val="24"/>
+          <w:lang w:val="en-US" w:eastAsia="zh-CN"/>
+        </w:rPr>
+        <w:t>rh</w:t>
+      </w:r>
+      <w:r>
+        <w:rPr>
+          <w:rFonts w:hint="default" w:ascii="Times New Roman" w:hAnsi="Times New Roman" w:eastAsia="仿宋" w:cs="Times New Roman"/>
+          <w:color w:val="000000"/>
+          <w:sz w:val="24"/>
+          <w:szCs w:val="24"/>
+          <w:lang w:val="en-US" w:eastAsia="zh-CN"/>
+        </w:rPr>
+        <w:t>_</w:t>
+      </w:r>
+      <w:r>
+        <w:rPr>
+          <w:rFonts w:hint="eastAsia" w:cs="Times New Roman"/>
+          <w:color w:val="000000"/>
+          <w:sz w:val="24"/>
+          <w:szCs w:val="24"/>
+          <w:lang w:val="en-US" w:eastAsia="zh-CN"/>
+        </w:rPr>
+        <w:t>2</w:t>
       </w:r>
       <w:r>
         <w:rPr>
@@ -164,27 +244,127 @@
           <w:szCs w:val="24"/>
           <w:lang w:val="en-US" w:eastAsia="zh-CN"/>
         </w:rPr>
-        <w:t>年）～</w:t>
-      </w:r>
-      <w:r>
-        <w:rPr>
-          <w:rFonts w:hint="default" w:ascii="Times New Roman" w:hAnsi="Times New Roman" w:eastAsia="仿宋" w:cs="Times New Roman"/>
-          <w:color w:val="000000"/>
-          <w:sz w:val="24"/>
-          <w:szCs w:val="24"/>
-          <w:lang w:val="en-US" w:eastAsia="zh-CN"/>
-        </w:rPr>
-        <w:t>{{average_rh_</w:t>
-      </w:r>
-      <w:r>
-        <w:rPr>
-          <w:rFonts w:hint="eastAsia" w:ascii="Times New Roman" w:hAnsi="Times New Roman" w:eastAsia="仿宋" w:cs="Times New Roman"/>
-          <w:color w:val="000000"/>
-          <w:sz w:val="24"/>
-          <w:szCs w:val="24"/>
-          <w:lang w:val="en-US" w:eastAsia="zh-CN"/>
-        </w:rPr>
-        <w:t>2</w:t>
+        <w:t>%</w:t>
+      </w:r>
+      <w:r>
+        <w:rPr>
+          <w:rFonts w:hint="eastAsia" w:cs="Times New Roman"/>
+          <w:color w:val="000000"/>
+          <w:sz w:val="24"/>
+          <w:szCs w:val="24"/>
+          <w:lang w:val="en-US" w:eastAsia="zh-CN"/>
+        </w:rPr>
+        <w:t>，</w:t>
+      </w:r>
+      <w:r>
+        <w:rPr>
+          <w:rFonts w:hint="default" w:ascii="Times New Roman" w:hAnsi="Times New Roman" w:eastAsia="仿宋" w:cs="Times New Roman"/>
+          <w:color w:val="000000"/>
+          <w:sz w:val="24"/>
+          <w:szCs w:val="24"/>
+          <w:lang w:val="en-US" w:eastAsia="zh-CN"/>
+        </w:rPr>
+        <w:t>{{average_</w:t>
+      </w:r>
+      <w:r>
+        <w:rPr>
+          <w:rFonts w:hint="eastAsia" w:cs="Times New Roman"/>
+          <w:color w:val="000000"/>
+          <w:sz w:val="24"/>
+          <w:szCs w:val="24"/>
+          <w:lang w:val="en-US" w:eastAsia="zh-CN"/>
+        </w:rPr>
+        <w:t>rh</w:t>
+      </w:r>
+      <w:r>
+        <w:rPr>
+          <w:rFonts w:hint="default" w:ascii="Times New Roman" w:hAnsi="Times New Roman" w:eastAsia="仿宋" w:cs="Times New Roman"/>
+          <w:color w:val="000000"/>
+          <w:sz w:val="24"/>
+          <w:szCs w:val="24"/>
+          <w:lang w:val="en-US" w:eastAsia="zh-CN"/>
+        </w:rPr>
+        <w:t>_</w:t>
+      </w:r>
+      <w:r>
+        <w:rPr>
+          <w:rFonts w:hint="eastAsia" w:cs="Times New Roman"/>
+          <w:color w:val="000000"/>
+          <w:sz w:val="24"/>
+          <w:szCs w:val="24"/>
+          <w:lang w:val="en-US" w:eastAsia="zh-CN"/>
+        </w:rPr>
+        <w:t>1</w:t>
+      </w:r>
+      <w:r>
+        <w:rPr>
+          <w:rFonts w:hint="default" w:ascii="Times New Roman" w:hAnsi="Times New Roman" w:eastAsia="仿宋" w:cs="Times New Roman"/>
+          <w:color w:val="000000"/>
+          <w:sz w:val="24"/>
+          <w:szCs w:val="24"/>
+          <w:lang w:val="en-US" w:eastAsia="zh-CN"/>
+        </w:rPr>
+        <w:t>_year}}</w:t>
+      </w:r>
+      <w:r>
+        <w:rPr>
+          <w:rFonts w:hint="eastAsia" w:ascii="Times New Roman" w:hAnsi="Times New Roman" w:eastAsia="仿宋" w:cs="Times New Roman"/>
+          <w:color w:val="000000"/>
+          <w:sz w:val="24"/>
+          <w:szCs w:val="24"/>
+          <w:lang w:val="en-US" w:eastAsia="zh-CN"/>
+        </w:rPr>
+        <w:t>年平均</w:t>
+      </w:r>
+      <w:r>
+        <w:rPr>
+          <w:rFonts w:hint="eastAsia" w:cs="Times New Roman"/>
+          <w:color w:val="000000"/>
+          <w:sz w:val="24"/>
+          <w:szCs w:val="24"/>
+          <w:lang w:val="en-US" w:eastAsia="zh-CN"/>
+        </w:rPr>
+        <w:t>相对湿度最低，为</w:t>
+      </w:r>
+      <w:r>
+        <w:rPr>
+          <w:rFonts w:hint="default" w:ascii="Times New Roman" w:hAnsi="Times New Roman" w:eastAsia="仿宋" w:cs="Times New Roman"/>
+          <w:color w:val="000000"/>
+          <w:sz w:val="24"/>
+          <w:szCs w:val="24"/>
+          <w:lang w:val="en-US" w:eastAsia="zh-CN"/>
+        </w:rPr>
+        <w:t>{{average_</w:t>
+      </w:r>
+      <w:r>
+        <w:rPr>
+          <w:rFonts w:hint="eastAsia" w:cs="Times New Roman"/>
+          <w:color w:val="000000"/>
+          <w:sz w:val="24"/>
+          <w:szCs w:val="24"/>
+          <w:lang w:val="en-US" w:eastAsia="zh-CN"/>
+        </w:rPr>
+        <w:t>rh</w:t>
+      </w:r>
+      <w:r>
+        <w:rPr>
+          <w:rFonts w:hint="default" w:ascii="Times New Roman" w:hAnsi="Times New Roman" w:eastAsia="仿宋" w:cs="Times New Roman"/>
+          <w:color w:val="000000"/>
+          <w:sz w:val="24"/>
+          <w:szCs w:val="24"/>
+          <w:lang w:val="en-US" w:eastAsia="zh-CN"/>
+        </w:rPr>
+        <w:t>_</w:t>
+      </w:r>
+      <w:r>
+        <w:rPr>
+          <w:rFonts w:hint="eastAsia" w:cs="Times New Roman"/>
+          <w:color w:val="000000"/>
+          <w:sz w:val="24"/>
+          <w:szCs w:val="24"/>
+          <w:lang w:val="en-US" w:eastAsia="zh-CN"/>
+        </w:rPr>
+        <w:t>1</w:t>
       </w:r>
       <w:r>
         <w:rPr>
@@ -204,27 +384,87 @@
           <w:szCs w:val="24"/>
           <w:lang w:val="en-US" w:eastAsia="zh-CN"/>
         </w:rPr>
-        <w:t>%（</w:t>
-      </w:r>
-      <w:r>
-        <w:rPr>
-          <w:rFonts w:hint="default" w:ascii="Times New Roman" w:hAnsi="Times New Roman" w:eastAsia="仿宋" w:cs="Times New Roman"/>
-          <w:color w:val="000000"/>
-          <w:sz w:val="24"/>
-          <w:szCs w:val="24"/>
-          <w:lang w:val="en-US" w:eastAsia="zh-CN"/>
-        </w:rPr>
-        <w:t>{{average_rh_</w:t>
-      </w:r>
-      <w:r>
-        <w:rPr>
-          <w:rFonts w:hint="eastAsia" w:ascii="Times New Roman" w:hAnsi="Times New Roman" w:eastAsia="仿宋" w:cs="Times New Roman"/>
-          <w:color w:val="000000"/>
-          <w:sz w:val="24"/>
-          <w:szCs w:val="24"/>
-          <w:lang w:val="en-US" w:eastAsia="zh-CN"/>
-        </w:rPr>
-        <w:t>2_year</w:t>
+        <w:t>%</w:t>
+      </w:r>
+      <w:r>
+        <w:rPr>
+          <w:rFonts w:hint="eastAsia" w:cs="Times New Roman"/>
+          <w:color w:val="000000"/>
+          <w:sz w:val="24"/>
+          <w:szCs w:val="24"/>
+          <w:lang w:val="en-US" w:eastAsia="zh-CN"/>
+        </w:rPr>
+        <w:t>。</w:t>
+      </w:r>
+      <w:r>
+        <w:rPr>
+          <w:rFonts w:hint="default" w:ascii="Times New Roman" w:hAnsi="Times New Roman" w:eastAsia="仿宋" w:cs="Times New Roman"/>
+          <w:color w:val="000000"/>
+          <w:sz w:val="24"/>
+          <w:szCs w:val="24"/>
+          <w:lang w:val="en-US" w:eastAsia="zh-CN"/>
+        </w:rPr>
+        <w:t>{{station_name}}</w:t>
+      </w:r>
+      <w:r>
+        <w:rPr>
+          <w:rFonts w:hint="eastAsia" w:ascii="Times New Roman" w:hAnsi="Times New Roman" w:eastAsia="仿宋" w:cs="Times New Roman"/>
+          <w:color w:val="000000"/>
+          <w:sz w:val="24"/>
+          <w:szCs w:val="24"/>
+          <w:lang w:val="en-US" w:eastAsia="zh-CN"/>
+        </w:rPr>
+        <w:t>的年平均</w:t>
+      </w:r>
+      <w:r>
+        <w:rPr>
+          <w:rFonts w:hint="eastAsia" w:cs="Times New Roman"/>
+          <w:color w:val="000000"/>
+          <w:sz w:val="24"/>
+          <w:szCs w:val="24"/>
+          <w:lang w:val="en-US" w:eastAsia="zh-CN"/>
+        </w:rPr>
+        <w:t>相对湿度</w:t>
+      </w:r>
+      <w:r>
+        <w:rPr>
+          <w:rFonts w:hint="eastAsia" w:ascii="Times New Roman" w:hAnsi="Times New Roman" w:eastAsia="仿宋" w:cs="Times New Roman"/>
+          <w:color w:val="000000"/>
+          <w:sz w:val="24"/>
+          <w:szCs w:val="24"/>
+          <w:lang w:val="en-US" w:eastAsia="zh-CN"/>
+        </w:rPr>
+        <w:t>呈</w:t>
+      </w:r>
+      <w:r>
+        <w:rPr>
+          <w:rFonts w:hint="default" w:ascii="Times New Roman" w:hAnsi="Times New Roman" w:eastAsia="仿宋" w:cs="Times New Roman"/>
+          <w:color w:val="000000"/>
+          <w:sz w:val="24"/>
+          <w:szCs w:val="24"/>
+          <w:lang w:val="en-US" w:eastAsia="zh-CN"/>
+        </w:rPr>
+        <w:t>{{average_</w:t>
+      </w:r>
+      <w:r>
+        <w:rPr>
+          <w:rFonts w:hint="eastAsia" w:cs="Times New Roman"/>
+          <w:color w:val="000000"/>
+          <w:sz w:val="24"/>
+          <w:szCs w:val="24"/>
+          <w:lang w:val="en-US" w:eastAsia="zh-CN"/>
+        </w:rPr>
+        <w:t>rh</w:t>
+      </w:r>
+      <w:r>
+        <w:rPr>
+          <w:rFonts w:hint="eastAsia" w:ascii="Times New Roman" w:hAnsi="Times New Roman" w:eastAsia="仿宋" w:cs="Times New Roman"/>
+          <w:color w:val="000000"/>
+          <w:sz w:val="24"/>
+          <w:szCs w:val="24"/>
+          <w:lang w:val="en-US" w:eastAsia="zh-CN"/>
+        </w:rPr>
+        <w:t>_slope</w:t>
       </w:r>
       <w:r>
         <w:rPr>
@@ -244,67 +484,27 @@
           <w:szCs w:val="24"/>
           <w:lang w:val="en-US" w:eastAsia="zh-CN"/>
         </w:rPr>
-        <w:t>年）之间，</w:t>
-      </w:r>
-      <w:r>
-        <w:rPr>
-          <w:rFonts w:hint="default" w:ascii="Times New Roman" w:hAnsi="Times New Roman" w:eastAsia="仿宋" w:cs="Times New Roman"/>
-          <w:color w:val="000000"/>
-          <w:sz w:val="24"/>
-          <w:szCs w:val="24"/>
-          <w:lang w:val="en-US" w:eastAsia="zh-CN"/>
-        </w:rPr>
-        <w:t>{{station_name}}</w:t>
-      </w:r>
-      <w:r>
-        <w:rPr>
-          <w:rFonts w:hint="eastAsia" w:ascii="Times New Roman" w:hAnsi="Times New Roman" w:eastAsia="仿宋" w:cs="Times New Roman"/>
-          <w:color w:val="000000"/>
-          <w:sz w:val="24"/>
-          <w:szCs w:val="24"/>
-          <w:lang w:val="en-US" w:eastAsia="zh-CN"/>
-        </w:rPr>
-        <w:t>的年平均相对湿度呈</w:t>
-      </w:r>
-      <w:r>
-        <w:rPr>
-          <w:rFonts w:hint="default" w:ascii="Times New Roman" w:hAnsi="Times New Roman" w:eastAsia="仿宋" w:cs="Times New Roman"/>
-          <w:color w:val="000000"/>
-          <w:sz w:val="24"/>
-          <w:szCs w:val="24"/>
-          <w:lang w:val="en-US" w:eastAsia="zh-CN"/>
-        </w:rPr>
-        <w:t>{{average_</w:t>
-      </w:r>
-      <w:r>
-        <w:rPr>
-          <w:rFonts w:hint="eastAsia" w:ascii="Times New Roman" w:hAnsi="Times New Roman" w:eastAsia="仿宋" w:cs="Times New Roman"/>
-          <w:color w:val="000000"/>
-          <w:sz w:val="24"/>
-          <w:szCs w:val="24"/>
-          <w:lang w:val="en-US" w:eastAsia="zh-CN"/>
-        </w:rPr>
-        <w:t>rh_slope</w:t>
-      </w:r>
-      <w:r>
-        <w:rPr>
-          <w:rFonts w:hint="default" w:ascii="Times New Roman" w:hAnsi="Times New Roman" w:eastAsia="仿宋" w:cs="Times New Roman"/>
-          <w:color w:val="000000"/>
-          <w:sz w:val="24"/>
-          <w:szCs w:val="24"/>
-          <w:lang w:val="en-US" w:eastAsia="zh-CN"/>
-        </w:rPr>
-        <w:t>}}</w:t>
-      </w:r>
-      <w:r>
-        <w:rPr>
-          <w:rFonts w:hint="eastAsia" w:ascii="Times New Roman" w:hAnsi="Times New Roman" w:eastAsia="仿宋" w:cs="Times New Roman"/>
-          <w:color w:val="000000"/>
-          <w:sz w:val="24"/>
-          <w:szCs w:val="24"/>
-          <w:lang w:val="en-US" w:eastAsia="zh-CN"/>
-        </w:rPr>
-        <w:t>趋势（图1）。</w:t>
+        <w:t>趋势，</w:t>
+      </w:r>
+      <w:r>
+        <w:rPr>
+          <w:rFonts w:hint="default" w:ascii="Times New Roman" w:hAnsi="Times New Roman" w:eastAsia="仿宋" w:cs="Times New Roman"/>
+          <w:color w:val="000000"/>
+          <w:sz w:val="24"/>
+          <w:szCs w:val="24"/>
+          <w:lang w:val="en-US" w:eastAsia="zh-CN"/>
+        </w:rPr>
+        <w:t>{{average_trend_text}}</w:t>
+      </w:r>
+      <w:r>
+        <w:rPr>
+          <w:rFonts w:hint="eastAsia" w:ascii="Times New Roman" w:hAnsi="Times New Roman" w:eastAsia="仿宋" w:cs="Times New Roman"/>
+          <w:color w:val="000000"/>
+          <w:sz w:val="24"/>
+          <w:szCs w:val="24"/>
+          <w:lang w:val="en-US" w:eastAsia="zh-CN"/>
+        </w:rPr>
+        <w:t>（图1）。</w:t>
       </w:r>
     </w:p>
     <w:p>
@@ -487,7 +687,27 @@
           <w:szCs w:val="24"/>
           <w:lang w:val="en-US" w:eastAsia="zh-CN"/>
         </w:rPr>
-        <w:t>{{station_name}}站平均相对湿度的逐月变化在{{average_</w:t>
+        <w:t>{{station_name}}站平均相对湿度</w:t>
+      </w:r>
+      <w:r>
+        <w:rPr>
+          <w:rFonts w:hint="eastAsia" w:cs="Times New Roman"/>
+          <w:color w:val="000000"/>
+          <w:sz w:val="24"/>
+          <w:szCs w:val="24"/>
+          <w:lang w:val="en-US" w:eastAsia="zh-CN"/>
+        </w:rPr>
+        <w:t>最高发生在</w:t>
+      </w:r>
+      <w:r>
+        <w:rPr>
+          <w:rFonts w:hint="default" w:ascii="Times New Roman" w:hAnsi="Times New Roman" w:eastAsia="仿宋" w:cs="Times New Roman"/>
+          <w:color w:val="000000"/>
+          <w:sz w:val="24"/>
+          <w:szCs w:val="24"/>
+          <w:lang w:val="en-US" w:eastAsia="zh-CN"/>
+        </w:rPr>
+        <w:t>{{average_</w:t>
       </w:r>
       <w:r>
         <w:rPr>
@@ -507,6 +727,158 @@
           <w:szCs w:val="24"/>
           <w:lang w:val="en-US" w:eastAsia="zh-CN"/>
         </w:rPr>
+        <w:t>_m2_month}}</w:t>
+      </w:r>
+      <w:r>
+        <w:rPr>
+          <w:rFonts w:hint="eastAsia" w:cs="Times New Roman"/>
+          <w:color w:val="000000"/>
+          <w:sz w:val="24"/>
+          <w:szCs w:val="24"/>
+          <w:lang w:val="en-US" w:eastAsia="zh-CN"/>
+        </w:rPr>
+        <w:t>，为</w:t>
+      </w:r>
+      <w:r>
+        <w:rPr>
+          <w:rFonts w:hint="default" w:ascii="Times New Roman" w:hAnsi="Times New Roman" w:eastAsia="仿宋" w:cs="Times New Roman"/>
+          <w:color w:val="000000"/>
+          <w:sz w:val="24"/>
+          <w:szCs w:val="24"/>
+          <w:lang w:val="en-US" w:eastAsia="zh-CN"/>
+        </w:rPr>
+        <w:t>{{average_</w:t>
+      </w:r>
+      <w:r>
+        <w:rPr>
+          <w:rFonts w:hint="eastAsia" w:ascii="Times New Roman" w:hAnsi="Times New Roman" w:eastAsia="仿宋" w:cs="Times New Roman"/>
+          <w:color w:val="000000"/>
+          <w:sz w:val="24"/>
+          <w:szCs w:val="24"/>
+          <w:lang w:val="en-US" w:eastAsia="zh-CN"/>
+        </w:rPr>
+        <w:t>rh</w:t>
+      </w:r>
+      <w:r>
+        <w:rPr>
+          <w:rFonts w:hint="default" w:ascii="Times New Roman" w:hAnsi="Times New Roman" w:eastAsia="仿宋" w:cs="Times New Roman"/>
+          <w:color w:val="000000"/>
+          <w:sz w:val="24"/>
+          <w:szCs w:val="24"/>
+          <w:lang w:val="en-US" w:eastAsia="zh-CN"/>
+        </w:rPr>
+        <w:t>_m</w:t>
+      </w:r>
+      <w:r>
+        <w:rPr>
+          <w:rFonts w:hint="eastAsia" w:cs="Times New Roman"/>
+          <w:color w:val="000000"/>
+          <w:sz w:val="24"/>
+          <w:szCs w:val="24"/>
+          <w:lang w:val="en-US" w:eastAsia="zh-CN"/>
+        </w:rPr>
+        <w:t>2</w:t>
+      </w:r>
+      <w:bookmarkStart w:id="0" w:name="_GoBack"/>
+      <w:bookmarkEnd w:id="0"/>
+      <w:r>
+        <w:rPr>
+          <w:rFonts w:hint="default" w:ascii="Times New Roman" w:hAnsi="Times New Roman" w:eastAsia="仿宋" w:cs="Times New Roman"/>
+          <w:color w:val="000000"/>
+          <w:sz w:val="24"/>
+          <w:szCs w:val="24"/>
+          <w:lang w:val="en-US" w:eastAsia="zh-CN"/>
+        </w:rPr>
+        <w:t>}}</w:t>
+      </w:r>
+      <w:r>
+        <w:rPr>
+          <w:rFonts w:hint="eastAsia" w:ascii="Times New Roman" w:hAnsi="Times New Roman" w:eastAsia="仿宋" w:cs="Times New Roman"/>
+          <w:color w:val="000000"/>
+          <w:sz w:val="24"/>
+          <w:szCs w:val="24"/>
+          <w:lang w:val="en-US" w:eastAsia="zh-CN"/>
+        </w:rPr>
+        <w:t>%</w:t>
+      </w:r>
+      <w:r>
+        <w:rPr>
+          <w:rFonts w:hint="eastAsia" w:cs="Times New Roman"/>
+          <w:color w:val="000000"/>
+          <w:sz w:val="24"/>
+          <w:szCs w:val="24"/>
+          <w:lang w:val="en-US" w:eastAsia="zh-CN"/>
+        </w:rPr>
+        <w:t>，最低发生在</w:t>
+      </w:r>
+      <w:r>
+        <w:rPr>
+          <w:rFonts w:hint="default" w:ascii="Times New Roman" w:hAnsi="Times New Roman" w:eastAsia="仿宋" w:cs="Times New Roman"/>
+          <w:color w:val="000000"/>
+          <w:sz w:val="24"/>
+          <w:szCs w:val="24"/>
+          <w:lang w:val="en-US" w:eastAsia="zh-CN"/>
+        </w:rPr>
+        <w:t>{{average_</w:t>
+      </w:r>
+      <w:r>
+        <w:rPr>
+          <w:rFonts w:hint="eastAsia" w:ascii="Times New Roman" w:hAnsi="Times New Roman" w:eastAsia="仿宋" w:cs="Times New Roman"/>
+          <w:color w:val="000000"/>
+          <w:sz w:val="24"/>
+          <w:szCs w:val="24"/>
+          <w:lang w:val="en-US" w:eastAsia="zh-CN"/>
+        </w:rPr>
+        <w:t>rh</w:t>
+      </w:r>
+      <w:r>
+        <w:rPr>
+          <w:rFonts w:hint="default" w:ascii="Times New Roman" w:hAnsi="Times New Roman" w:eastAsia="仿宋" w:cs="Times New Roman"/>
+          <w:color w:val="000000"/>
+          <w:sz w:val="24"/>
+          <w:szCs w:val="24"/>
+          <w:lang w:val="en-US" w:eastAsia="zh-CN"/>
+        </w:rPr>
+        <w:t>_m1_month}}</w:t>
+      </w:r>
+      <w:r>
+        <w:rPr>
+          <w:rFonts w:hint="eastAsia" w:cs="Times New Roman"/>
+          <w:color w:val="000000"/>
+          <w:sz w:val="24"/>
+          <w:szCs w:val="24"/>
+          <w:lang w:val="en-US" w:eastAsia="zh-CN"/>
+        </w:rPr>
+        <w:t>，为</w:t>
+      </w:r>
+      <w:r>
+        <w:rPr>
+          <w:rFonts w:hint="default" w:ascii="Times New Roman" w:hAnsi="Times New Roman" w:eastAsia="仿宋" w:cs="Times New Roman"/>
+          <w:color w:val="000000"/>
+          <w:sz w:val="24"/>
+          <w:szCs w:val="24"/>
+          <w:lang w:val="en-US" w:eastAsia="zh-CN"/>
+        </w:rPr>
+        <w:t>{{average_</w:t>
+      </w:r>
+      <w:r>
+        <w:rPr>
+          <w:rFonts w:hint="eastAsia" w:ascii="Times New Roman" w:hAnsi="Times New Roman" w:eastAsia="仿宋" w:cs="Times New Roman"/>
+          <w:color w:val="000000"/>
+          <w:sz w:val="24"/>
+          <w:szCs w:val="24"/>
+          <w:lang w:val="en-US" w:eastAsia="zh-CN"/>
+        </w:rPr>
+        <w:t>rh</w:t>
+      </w:r>
+      <w:r>
+        <w:rPr>
+          <w:rFonts w:hint="default" w:ascii="Times New Roman" w:hAnsi="Times New Roman" w:eastAsia="仿宋" w:cs="Times New Roman"/>
+          <w:color w:val="000000"/>
+          <w:sz w:val="24"/>
+          <w:szCs w:val="24"/>
+          <w:lang w:val="en-US" w:eastAsia="zh-CN"/>
+        </w:rPr>
         <w:t>_m1}}</w:t>
       </w:r>
       <w:r>
@@ -527,91 +899,11 @@
           <w:szCs w:val="24"/>
           <w:lang w:val="en-US" w:eastAsia="zh-CN"/>
         </w:rPr>
-        <w:t>（{{average_</w:t>
-      </w:r>
-      <w:r>
-        <w:rPr>
-          <w:rFonts w:hint="eastAsia" w:ascii="Times New Roman" w:hAnsi="Times New Roman" w:eastAsia="仿宋" w:cs="Times New Roman"/>
-          <w:color w:val="000000"/>
-          <w:sz w:val="24"/>
-          <w:szCs w:val="24"/>
-          <w:lang w:val="en-US" w:eastAsia="zh-CN"/>
-        </w:rPr>
-        <w:t>rh</w:t>
-      </w:r>
-      <w:r>
-        <w:rPr>
-          <w:rFonts w:hint="default" w:ascii="Times New Roman" w:hAnsi="Times New Roman" w:eastAsia="仿宋" w:cs="Times New Roman"/>
-          <w:color w:val="000000"/>
-          <w:sz w:val="24"/>
-          <w:szCs w:val="24"/>
-          <w:lang w:val="en-US" w:eastAsia="zh-CN"/>
-        </w:rPr>
-        <w:t>_m1_month}}）～{{average_</w:t>
-      </w:r>
-      <w:r>
-        <w:rPr>
-          <w:rFonts w:hint="eastAsia" w:ascii="Times New Roman" w:hAnsi="Times New Roman" w:eastAsia="仿宋" w:cs="Times New Roman"/>
-          <w:color w:val="000000"/>
-          <w:sz w:val="24"/>
-          <w:szCs w:val="24"/>
-          <w:lang w:val="en-US" w:eastAsia="zh-CN"/>
-        </w:rPr>
-        <w:t>rh</w:t>
-      </w:r>
-      <w:r>
-        <w:rPr>
-          <w:rFonts w:hint="default" w:ascii="Times New Roman" w:hAnsi="Times New Roman" w:eastAsia="仿宋" w:cs="Times New Roman"/>
-          <w:color w:val="000000"/>
-          <w:sz w:val="24"/>
-          <w:szCs w:val="24"/>
-          <w:lang w:val="en-US" w:eastAsia="zh-CN"/>
-        </w:rPr>
-        <w:t>_m2}}</w:t>
-      </w:r>
-      <w:r>
-        <w:rPr>
-          <w:rFonts w:hint="eastAsia" w:ascii="Times New Roman" w:hAnsi="Times New Roman" w:eastAsia="仿宋" w:cs="Times New Roman"/>
-          <w:color w:val="000000"/>
-          <w:sz w:val="24"/>
-          <w:szCs w:val="24"/>
-          <w:lang w:val="en-US" w:eastAsia="zh-CN"/>
-        </w:rPr>
-        <w:t>%</w:t>
-      </w:r>
-      <w:r>
-        <w:rPr>
-          <w:rFonts w:hint="default" w:ascii="Times New Roman" w:hAnsi="Times New Roman" w:eastAsia="仿宋" w:cs="Times New Roman"/>
-          <w:color w:val="000000"/>
-          <w:sz w:val="24"/>
-          <w:szCs w:val="24"/>
-          <w:lang w:val="en-US" w:eastAsia="zh-CN"/>
-        </w:rPr>
-        <w:t>（{{average_</w:t>
-      </w:r>
-      <w:r>
-        <w:rPr>
-          <w:rFonts w:hint="eastAsia" w:ascii="Times New Roman" w:hAnsi="Times New Roman" w:eastAsia="仿宋" w:cs="Times New Roman"/>
-          <w:color w:val="000000"/>
-          <w:sz w:val="24"/>
-          <w:szCs w:val="24"/>
-          <w:lang w:val="en-US" w:eastAsia="zh-CN"/>
-        </w:rPr>
-        <w:t>rh</w:t>
-      </w:r>
-      <w:r>
-        <w:rPr>
-          <w:rFonts w:hint="default" w:ascii="Times New Roman" w:hAnsi="Times New Roman" w:eastAsia="仿宋" w:cs="Times New Roman"/>
-          <w:color w:val="000000"/>
-          <w:sz w:val="24"/>
-          <w:szCs w:val="24"/>
-          <w:lang w:val="en-US" w:eastAsia="zh-CN"/>
-        </w:rPr>
-        <w:t>_m2_month}}）之间（图</w:t>
-      </w:r>
-      <w:r>
-        <w:rPr>
-          <w:rFonts w:hint="eastAsia" w:ascii="Times New Roman" w:hAnsi="Times New Roman" w:eastAsia="仿宋" w:cs="Times New Roman"/>
+        <w:t>（图</w:t>
+      </w:r>
+      <w:r>
+        <w:rPr>
+          <w:rFonts w:hint="eastAsia" w:cs="Times New Roman"/>
           <w:color w:val="000000"/>
           <w:sz w:val="24"/>
           <w:szCs w:val="24"/>
@@ -757,7 +1049,6 @@
           <w:lang w:val="en-US" w:eastAsia="zh-CN"/>
         </w:rPr>
       </w:pPr>
-      <w:bookmarkStart w:id="0" w:name="_GoBack"/>
       <w:r>
         <w:rPr>
           <w:rFonts w:hint="default" w:ascii="Times New Roman" w:hAnsi="Times New Roman" w:eastAsia="黑体" w:cs="Times New Roman"/>
@@ -866,7 +1157,6 @@
         <w:t>（单位：%）</w:t>
       </w:r>
     </w:p>
-    <w:bookmarkEnd w:id="0"/>
     <w:p>
       <w:pPr>
         <w:spacing w:line="360" w:lineRule="auto"/>
